--- a/public/plantillas/F007.docx
+++ b/public/plantillas/F007.docx
@@ -1225,7 +1225,15 @@
           <w:rFonts w:ascii="Arial" w:cs="Arial" w:eastAsia="Arial" w:hAnsi="Arial"/>
           <w:rtl w:val="0"/>
         </w:rPr>
-        <w:t>Fecha: {fechas}</w:t>
+        <w:t xml:space="preserve">Fecha: </w:t>
+      </w:r>
+      <w:r>
+        <w:rPr>
+          <w:rFonts w:ascii="Arial" w:cs="Arial" w:eastAsia="Arial" w:hAnsi="Arial"/>
+          <w:u w:val="single"/>
+          <w:rtl w:val="0"/>
+        </w:rPr>
+        <w:t>{fechas|55}</w:t>
       </w:r>
     </w:p>
     <w:p>
@@ -1241,7 +1249,15 @@
           <w:rFonts w:ascii="Arial" w:cs="Arial" w:eastAsia="Arial" w:hAnsi="Arial"/>
           <w:rtl w:val="0"/>
         </w:rPr>
-        <w:t>Hora de inicio: {hora_inicio}</w:t>
+        <w:t xml:space="preserve">Hora de inicio: </w:t>
+      </w:r>
+      <w:r>
+        <w:rPr>
+          <w:rFonts w:ascii="Arial" w:cs="Arial" w:eastAsia="Arial" w:hAnsi="Arial"/>
+          <w:u w:val="single"/>
+          <w:rtl w:val="0"/>
+        </w:rPr>
+        <w:t>{hora_inicio|49}</w:t>
       </w:r>
     </w:p>
     <w:p>
@@ -1257,7 +1273,15 @@
           <w:rFonts w:ascii="Arial" w:cs="Arial" w:eastAsia="Arial" w:hAnsi="Arial"/>
           <w:rtl w:val="0"/>
         </w:rPr>
-        <w:t>Hora de finalización: {hora_fin}</w:t>
+        <w:t xml:space="preserve">Hora de finalización: </w:t>
+      </w:r>
+      <w:r>
+        <w:rPr>
+          <w:rFonts w:ascii="Arial" w:cs="Arial" w:eastAsia="Arial" w:hAnsi="Arial"/>
+          <w:u w:val="single"/>
+          <w:rtl w:val="0"/>
+        </w:rPr>
+        <w:t>{hora_fin|44}</w:t>
       </w:r>
     </w:p>
     <w:p>
@@ -1399,22 +1423,36 @@
           <w:rFonts w:ascii="Arial" w:cs="Arial" w:eastAsia="Arial" w:hAnsi="Arial"/>
           <w:rtl w:val="0"/>
         </w:rPr>
-        <w:t>{uso_set}Set de Filmación</w:t>
-      </w:r>
-    </w:p>
-    <w:p>
-      <w:pPr>
-        <w:jc w:val="both"/>
-        <w:rPr>
-          <w:rFonts w:ascii="Arial" w:cs="Arial" w:eastAsia="Arial" w:hAnsi="Arial"/>
-        </w:rPr>
-      </w:pPr>
-      <w:r>
-        <w:rPr>
-          <w:rFonts w:ascii="Arial" w:cs="Arial" w:eastAsia="Arial" w:hAnsi="Arial"/>
-          <w:rtl w:val="0"/>
-        </w:rPr>
-        <w:t>{uso_base}Base de Producción</w:t>
+        <w:t>{uso_set}</w:t>
+      </w:r>
+      <w:r>
+        <w:rPr>
+          <w:rFonts w:ascii="Arial" w:cs="Arial" w:eastAsia="Arial" w:hAnsi="Arial"/>
+          <w:rtl w:val="0"/>
+        </w:rPr>
+        <w:t>Set de Filmación</w:t>
+      </w:r>
+    </w:p>
+    <w:p>
+      <w:pPr>
+        <w:jc w:val="both"/>
+        <w:rPr>
+          <w:rFonts w:ascii="Arial" w:cs="Arial" w:eastAsia="Arial" w:hAnsi="Arial"/>
+        </w:rPr>
+      </w:pPr>
+      <w:r>
+        <w:rPr>
+          <w:rFonts w:ascii="Arial" w:cs="Arial" w:eastAsia="Arial" w:hAnsi="Arial"/>
+          <w:rtl w:val="0"/>
+        </w:rPr>
+        <w:t>{uso_base}</w:t>
+      </w:r>
+      <w:r>
+        <w:rPr>
+          <w:rFonts w:ascii="Arial" w:cs="Arial" w:eastAsia="Arial" w:hAnsi="Arial"/>
+          <w:rtl w:val="0"/>
+        </w:rPr>
+        <w:t>Base de Producción</w:t>
       </w:r>
     </w:p>
     <w:p>
@@ -1518,21 +1556,35 @@
           <w:rFonts w:ascii="Arial" w:cs="Arial" w:eastAsia="Arial" w:hAnsi="Arial"/>
           <w:rtl w:val="0"/>
         </w:rPr>
-        <w:t>{zona_urbano}Casco Urbano</w:t>
-      </w:r>
-    </w:p>
-    <w:p>
-      <w:pPr>
-        <w:rPr>
-          <w:rFonts w:ascii="Arial" w:cs="Arial" w:eastAsia="Arial" w:hAnsi="Arial"/>
-        </w:rPr>
-      </w:pPr>
-      <w:r>
-        <w:rPr>
-          <w:rFonts w:ascii="Arial" w:cs="Arial" w:eastAsia="Arial" w:hAnsi="Arial"/>
-          <w:rtl w:val="0"/>
-        </w:rPr>
-        <w:t>{zona_rural} Zona Rural</w:t>
+        <w:t>{zona_urbano}</w:t>
+      </w:r>
+      <w:r>
+        <w:rPr>
+          <w:rFonts w:ascii="Arial" w:cs="Arial" w:eastAsia="Arial" w:hAnsi="Arial"/>
+          <w:rtl w:val="0"/>
+        </w:rPr>
+        <w:t>Casco Urbano</w:t>
+      </w:r>
+    </w:p>
+    <w:p>
+      <w:pPr>
+        <w:rPr>
+          <w:rFonts w:ascii="Arial" w:cs="Arial" w:eastAsia="Arial" w:hAnsi="Arial"/>
+        </w:rPr>
+      </w:pPr>
+      <w:r>
+        <w:rPr>
+          <w:rFonts w:ascii="Arial" w:cs="Arial" w:eastAsia="Arial" w:hAnsi="Arial"/>
+          <w:rtl w:val="0"/>
+        </w:rPr>
+        <w:t>{zona_rural}</w:t>
+      </w:r>
+      <w:r>
+        <w:rPr>
+          <w:rFonts w:ascii="Arial" w:cs="Arial" w:eastAsia="Arial" w:hAnsi="Arial"/>
+          <w:rtl w:val="0"/>
+        </w:rPr>
+        <w:t xml:space="preserve"> Zona Rural</w:t>
       </w:r>
     </w:p>
     <w:p>
@@ -1599,7 +1651,24 @@
           <w:vertAlign w:val="baseline"/>
           <w:rtl w:val="0"/>
         </w:rPr>
-        <w:t>Indique Barrio o Corregimiento: {barrio}</w:t>
+        <w:t xml:space="preserve">Indique Barrio o Corregimiento: </w:t>
+      </w:r>
+      <w:r>
+        <w:rPr>
+          <w:rFonts w:ascii="Arial" w:cs="Arial" w:eastAsia="Arial" w:hAnsi="Arial"/>
+          <w:b w:val="0"/>
+          <w:i w:val="0"/>
+          <w:smallCaps w:val="0"/>
+          <w:strike w:val="0"/>
+          <w:color w:val="000000"/>
+          <w:sz w:val="24"/>
+          <w:szCs w:val="24"/>
+          <w:u w:val="single"/>
+          <w:shd w:fill="auto" w:val="clear"/>
+          <w:vertAlign w:val="baseline"/>
+          <w:rtl w:val="0"/>
+        </w:rPr>
+        <w:t>{barrio|39}</w:t>
       </w:r>
     </w:p>
     <w:p>
@@ -1679,7 +1748,23 @@
         </w:rPr>
         <w:t xml:space="preserve">Dirección de la filmación: </w:t>
         <w:tab/>
-        <w:t>{direccion}</w:t>
+      </w:r>
+      <w:r>
+        <w:rPr>
+          <w:rFonts w:ascii="Arial" w:cs="Arial" w:eastAsia="Arial" w:hAnsi="Arial"/>
+          <w:b w:val="0"/>
+          <w:i w:val="0"/>
+          <w:smallCaps w:val="0"/>
+          <w:strike w:val="0"/>
+          <w:color w:val="000000"/>
+          <w:sz w:val="24"/>
+          <w:szCs w:val="24"/>
+          <w:u w:val="single"/>
+          <w:shd w:fill="auto" w:val="clear"/>
+          <w:vertAlign w:val="baseline"/>
+          <w:rtl w:val="0"/>
+        </w:rPr>
+        <w:t>{direccion|45}</w:t>
       </w:r>
     </w:p>
     <w:p>
@@ -1757,7 +1842,24 @@
           <w:vertAlign w:val="baseline"/>
           <w:rtl w:val="0"/>
         </w:rPr>
-        <w:t>Nombre del espacio público natural: {nombre_area}</w:t>
+        <w:t xml:space="preserve">Nombre del espacio público natural: </w:t>
+      </w:r>
+      <w:r>
+        <w:rPr>
+          <w:rFonts w:ascii="Arial" w:cs="Arial" w:eastAsia="Arial" w:hAnsi="Arial"/>
+          <w:b w:val="0"/>
+          <w:i w:val="0"/>
+          <w:smallCaps w:val="0"/>
+          <w:strike w:val="0"/>
+          <w:color w:val="000000"/>
+          <w:sz w:val="24"/>
+          <w:szCs w:val="24"/>
+          <w:u w:val="single"/>
+          <w:shd w:fill="auto" w:val="clear"/>
+          <w:vertAlign w:val="baseline"/>
+          <w:rtl w:val="0"/>
+        </w:rPr>
+        <w:t>{nombre_area|36}</w:t>
       </w:r>
     </w:p>
     <w:p>
@@ -1879,12 +1981,12 @@
           <w:color w:val="000000"/>
           <w:sz w:val="24"/>
           <w:szCs w:val="24"/>
-          <w:u w:val="none"/>
+          <w:u w:val="single"/>
           <w:shd w:fill="auto" w:val="clear"/>
           <w:vertAlign w:val="baseline"/>
           <w:rtl w:val="0"/>
         </w:rPr>
-        <w:t>{maps}</w:t>
+        <w:t>{maps|60}</w:t>
       </w:r>
     </w:p>
     <w:p>
@@ -2014,63 +2116,87 @@
           <w:rFonts w:ascii="Arial" w:cs="Arial" w:eastAsia="Arial" w:hAnsi="Arial"/>
           <w:rtl w:val="0"/>
         </w:rPr>
-        <w:t>Número de personas que intervienen entre equipo técnico, reparto principal y secundario, y proveedores de producción o servicios conexos: {personas_equipo}</w:t>
-      </w:r>
-    </w:p>
-    <w:p>
-      <w:pPr>
-        <w:jc w:val="both"/>
-        <w:rPr>
-          <w:rFonts w:ascii="Arial" w:cs="Arial" w:eastAsia="Arial" w:hAnsi="Arial"/>
-        </w:rPr>
-      </w:pPr>
-      <w:r>
-        <w:rPr>
-          <w:rtl w:val="0"/>
-        </w:rPr>
-      </w:r>
-    </w:p>
-    <w:p>
-      <w:pPr>
-        <w:jc w:val="both"/>
-        <w:rPr>
-          <w:rFonts w:ascii="Arial" w:cs="Arial" w:eastAsia="Arial" w:hAnsi="Arial"/>
-        </w:rPr>
-      </w:pPr>
-      <w:r>
-        <w:rPr>
-          <w:rFonts w:ascii="Arial" w:cs="Arial" w:eastAsia="Arial" w:hAnsi="Arial"/>
-          <w:rtl w:val="0"/>
-        </w:rPr>
-        <w:t>Número de extras y figurantes coordinados: {personas_extras}</w:t>
-      </w:r>
-    </w:p>
-    <w:p>
-      <w:pPr>
-        <w:jc w:val="both"/>
-        <w:rPr>
-          <w:rFonts w:ascii="Arial" w:cs="Arial" w:eastAsia="Arial" w:hAnsi="Arial"/>
-        </w:rPr>
-      </w:pPr>
-      <w:r>
-        <w:rPr>
-          <w:rtl w:val="0"/>
-        </w:rPr>
-      </w:r>
-    </w:p>
-    <w:p>
-      <w:pPr>
-        <w:jc w:val="both"/>
-        <w:rPr>
-          <w:rFonts w:ascii="Arial" w:cs="Arial" w:eastAsia="Arial" w:hAnsi="Arial"/>
-        </w:rPr>
-      </w:pPr>
-      <w:r>
-        <w:rPr>
-          <w:rFonts w:ascii="Arial" w:cs="Arial" w:eastAsia="Arial" w:hAnsi="Arial"/>
-          <w:rtl w:val="0"/>
-        </w:rPr>
-        <w:t>Si la filmación va a generar una aglomeración, indique el número de personas convocadas. Este número no contempla las personas del equipo técnico, reparto principal y secundario, proveedores de producción, extras y/o figurantes: {personas_aglomeracion}</w:t>
+        <w:t xml:space="preserve">Número de personas que intervienen entre equipo técnico, reparto principal y secundario, y proveedores de producción o servicios conexos: </w:t>
+      </w:r>
+      <w:r>
+        <w:rPr>
+          <w:rFonts w:ascii="Arial" w:cs="Arial" w:eastAsia="Arial" w:hAnsi="Arial"/>
+          <w:u w:val="single"/>
+          <w:rtl w:val="0"/>
+        </w:rPr>
+        <w:t>{personas_equipo|17}</w:t>
+      </w:r>
+    </w:p>
+    <w:p>
+      <w:pPr>
+        <w:jc w:val="both"/>
+        <w:rPr>
+          <w:rFonts w:ascii="Arial" w:cs="Arial" w:eastAsia="Arial" w:hAnsi="Arial"/>
+        </w:rPr>
+      </w:pPr>
+      <w:r>
+        <w:rPr>
+          <w:rtl w:val="0"/>
+        </w:rPr>
+      </w:r>
+    </w:p>
+    <w:p>
+      <w:pPr>
+        <w:jc w:val="both"/>
+        <w:rPr>
+          <w:rFonts w:ascii="Arial" w:cs="Arial" w:eastAsia="Arial" w:hAnsi="Arial"/>
+        </w:rPr>
+      </w:pPr>
+      <w:r>
+        <w:rPr>
+          <w:rFonts w:ascii="Arial" w:cs="Arial" w:eastAsia="Arial" w:hAnsi="Arial"/>
+          <w:rtl w:val="0"/>
+        </w:rPr>
+        <w:t xml:space="preserve">Número de extras y figurantes coordinados: </w:t>
+      </w:r>
+      <w:r>
+        <w:rPr>
+          <w:rFonts w:ascii="Arial" w:cs="Arial" w:eastAsia="Arial" w:hAnsi="Arial"/>
+          <w:u w:val="single"/>
+          <w:rtl w:val="0"/>
+        </w:rPr>
+        <w:t>{personas_extras|32}</w:t>
+      </w:r>
+    </w:p>
+    <w:p>
+      <w:pPr>
+        <w:jc w:val="both"/>
+        <w:rPr>
+          <w:rFonts w:ascii="Arial" w:cs="Arial" w:eastAsia="Arial" w:hAnsi="Arial"/>
+        </w:rPr>
+      </w:pPr>
+      <w:r>
+        <w:rPr>
+          <w:rtl w:val="0"/>
+        </w:rPr>
+      </w:r>
+    </w:p>
+    <w:p>
+      <w:pPr>
+        <w:jc w:val="both"/>
+        <w:rPr>
+          <w:rFonts w:ascii="Arial" w:cs="Arial" w:eastAsia="Arial" w:hAnsi="Arial"/>
+        </w:rPr>
+      </w:pPr>
+      <w:r>
+        <w:rPr>
+          <w:rFonts w:ascii="Arial" w:cs="Arial" w:eastAsia="Arial" w:hAnsi="Arial"/>
+          <w:rtl w:val="0"/>
+        </w:rPr>
+        <w:t xml:space="preserve">Si la filmación va a generar una aglomeración, indique el número de personas convocadas. Este número no contempla las personas del equipo técnico, reparto principal y secundario, proveedores de producción, extras y/o figurantes: </w:t>
+      </w:r>
+      <w:r>
+        <w:rPr>
+          <w:rFonts w:ascii="Arial" w:cs="Arial" w:eastAsia="Arial" w:hAnsi="Arial"/>
+          <w:u w:val="single"/>
+          <w:rtl w:val="0"/>
+        </w:rPr>
+        <w:t>{personas_aglomeracion|9}</w:t>
       </w:r>
     </w:p>
     <w:p>
@@ -3239,11 +3365,50 @@
         </w:rPr>
         <w:t>Equipos de amplificación de sonido</w:t>
         <w:br/>
-        <w:t>Cantidad: {ruido_amp_cantidad}</w:t>
+        <w:t xml:space="preserve">Cantidad: </w:t>
+      </w:r>
+      <w:r>
+        <w:rPr>
+          <w:rFonts w:ascii="Arial" w:cs="Arial" w:eastAsia="Arial" w:hAnsi="Arial"/>
+          <w:highlight w:val="white"/>
+          <w:u w:val="single"/>
+          <w:rtl w:val="0"/>
+        </w:rPr>
+        <w:t>{ruido_amp_cantidad|54}</w:t>
+      </w:r>
+      <w:r>
+        <w:rPr>
+          <w:rFonts w:ascii="Arial" w:cs="Arial" w:eastAsia="Arial" w:hAnsi="Arial"/>
+          <w:highlight w:val="white"/>
+          <w:rtl w:val="0"/>
+        </w:rPr>
         <w:br/>
-        <w:t>Tipo o Marca: {ruido_amp_tipo}</w:t>
+        <w:t xml:space="preserve">Tipo o Marca: </w:t>
+      </w:r>
+      <w:r>
+        <w:rPr>
+          <w:rFonts w:ascii="Arial" w:cs="Arial" w:eastAsia="Arial" w:hAnsi="Arial"/>
+          <w:highlight w:val="white"/>
+          <w:u w:val="single"/>
+          <w:rtl w:val="0"/>
+        </w:rPr>
+        <w:t>{ruido_amp_tipo|50}</w:t>
+      </w:r>
+      <w:r>
+        <w:rPr>
+          <w:rFonts w:ascii="Arial" w:cs="Arial" w:eastAsia="Arial" w:hAnsi="Arial"/>
+          <w:highlight w:val="white"/>
+          <w:rtl w:val="0"/>
+        </w:rPr>
         <w:br/>
         <w:t xml:space="preserve">Acciones de mitigación: </w:t>
+      </w:r>
+      <w:r>
+        <w:rPr>
+          <w:rFonts w:ascii="Arial" w:cs="Arial" w:eastAsia="Arial" w:hAnsi="Arial"/>
+          <w:highlight w:val="white"/>
+          <w:rtl w:val="0"/>
+        </w:rPr>
         <w:br/>
       </w:r>
     </w:p>
@@ -3268,13 +3433,52 @@
         </w:rPr>
         <w:t>Plantas eléctricas o generadores</w:t>
         <w:br/>
-        <w:t>Cantidad: {ruido_plantas_cantidad}</w:t>
+        <w:t xml:space="preserve">Cantidad: </w:t>
+      </w:r>
+      <w:r>
+        <w:rPr>
+          <w:rFonts w:ascii="Arial" w:cs="Arial" w:eastAsia="Arial" w:hAnsi="Arial"/>
+          <w:highlight w:val="white"/>
+          <w:u w:val="single"/>
+          <w:rtl w:val="0"/>
+        </w:rPr>
+        <w:t>{ruido_plantas_cantidad|54}</w:t>
+      </w:r>
+      <w:r>
+        <w:rPr>
+          <w:rFonts w:ascii="Arial" w:cs="Arial" w:eastAsia="Arial" w:hAnsi="Arial"/>
+          <w:highlight w:val="white"/>
+          <w:rtl w:val="0"/>
+        </w:rPr>
         <w:br/>
-        <w:t>Tipo o Marca: {ruido_plantas_tipo}</w:t>
+        <w:t xml:space="preserve">Tipo o Marca: </w:t>
+      </w:r>
+      <w:r>
+        <w:rPr>
+          <w:rFonts w:ascii="Arial" w:cs="Arial" w:eastAsia="Arial" w:hAnsi="Arial"/>
+          <w:highlight w:val="white"/>
+          <w:u w:val="single"/>
+          <w:rtl w:val="0"/>
+        </w:rPr>
+        <w:t>{ruido_plantas_tipo|50}</w:t>
+      </w:r>
+      <w:r>
+        <w:rPr>
+          <w:rFonts w:ascii="Arial" w:cs="Arial" w:eastAsia="Arial" w:hAnsi="Arial"/>
+          <w:highlight w:val="white"/>
+          <w:rtl w:val="0"/>
+        </w:rPr>
         <w:br/>
         <w:t xml:space="preserve">Acciones de </w:t>
         <w:tab/>
         <w:t xml:space="preserve">mitigación: </w:t>
+      </w:r>
+      <w:r>
+        <w:rPr>
+          <w:rFonts w:ascii="Arial" w:cs="Arial" w:eastAsia="Arial" w:hAnsi="Arial"/>
+          <w:highlight w:val="white"/>
+          <w:rtl w:val="0"/>
+        </w:rPr>
         <w:br/>
       </w:r>
     </w:p>
@@ -3302,16 +3506,62 @@
         </w:rPr>
         <w:t>Vehículos o maquinaria</w:t>
         <w:br/>
-        <w:t>Cantidad: {ruido_veh_cantidad}</w:t>
+        <w:t xml:space="preserve">Cantidad: </w:t>
+      </w:r>
+      <w:r>
+        <w:rPr>
+          <w:rFonts w:ascii="Arial" w:cs="Arial" w:eastAsia="Arial" w:hAnsi="Arial"/>
+          <w:highlight w:val="white"/>
+          <w:u w:val="single"/>
+          <w:rtl w:val="0"/>
+        </w:rPr>
+        <w:t>{ruido_veh_cantidad|53}</w:t>
+      </w:r>
+      <w:r>
+        <w:rPr>
+          <w:rFonts w:ascii="Arial" w:cs="Arial" w:eastAsia="Arial" w:hAnsi="Arial"/>
+          <w:highlight w:val="white"/>
+          <w:rtl w:val="0"/>
+        </w:rPr>
         <w:br/>
-        <w:t>Tipo o Marca: {ruido_veh_tipo}</w:t>
+        <w:t xml:space="preserve">Tipo o Marca: </w:t>
+      </w:r>
+      <w:r>
+        <w:rPr>
+          <w:rFonts w:ascii="Arial" w:cs="Arial" w:eastAsia="Arial" w:hAnsi="Arial"/>
+          <w:highlight w:val="white"/>
+          <w:u w:val="single"/>
+          <w:rtl w:val="0"/>
+        </w:rPr>
+        <w:t>{ruido_veh_tipo|51}</w:t>
+      </w:r>
+      <w:r>
+        <w:rPr>
+          <w:rFonts w:ascii="Arial" w:cs="Arial" w:eastAsia="Arial" w:hAnsi="Arial"/>
+          <w:highlight w:val="white"/>
+          <w:rtl w:val="0"/>
+        </w:rPr>
         <w:br/>
         <w:t>Acciones de mitigación:</w:t>
+      </w:r>
+      <w:r>
+        <w:rPr>
+          <w:rFonts w:ascii="Arial" w:cs="Arial" w:eastAsia="Arial" w:hAnsi="Arial"/>
+          <w:highlight w:val="white"/>
+          <w:rtl w:val="0"/>
+        </w:rPr>
         <w:br/>
         <w:br/>
         <w:t>Escenas con pirotecnia, efectos especiales, multitudes, etc.</w:t>
         <w:br/>
         <w:t>Cantidad:</w:t>
+      </w:r>
+      <w:r>
+        <w:rPr>
+          <w:rFonts w:ascii="Arial" w:cs="Arial" w:eastAsia="Arial" w:hAnsi="Arial"/>
+          <w:highlight w:val="white"/>
+          <w:rtl w:val="0"/>
+        </w:rPr>
         <w:br/>
       </w:r>
       <w:r>
@@ -3344,7 +3594,15 @@
         </w:rPr>
         <w:t xml:space="preserve">Tipo o Marca: </w:t>
         <w:tab/>
-        <w:t>{ruido_otro_tipo}</w:t>
+      </w:r>
+      <w:r>
+        <w:rPr>
+          <w:rFonts w:ascii="Arial" w:cs="Arial" w:eastAsia="Arial" w:hAnsi="Arial"/>
+          <w:highlight w:val="white"/>
+          <w:u w:val="single"/>
+          <w:rtl w:val="0"/>
+        </w:rPr>
+        <w:t>{ruido_otro_tipo|46}</w:t>
       </w:r>
       <w:r>
         <w:rPr>
@@ -3375,7 +3633,16 @@
           <w:rtl w:val="0"/>
         </w:rPr>
         <w:br/>
-        <w:t>Acciones de mitigación: {ruido_mitigacion}</w:t>
+        <w:t xml:space="preserve">Acciones de mitigación: </w:t>
+      </w:r>
+      <w:r>
+        <w:rPr>
+          <w:rFonts w:ascii="Arial" w:cs="Arial" w:eastAsia="Arial" w:hAnsi="Arial"/>
+          <w:highlight w:val="white"/>
+          <w:u w:val="single"/>
+          <w:rtl w:val="0"/>
+        </w:rPr>
+        <w:t>{ruido_mitigacion|43}</w:t>
       </w:r>
       <w:r>
         <w:rPr>
